--- a/docs/lista_louvores/Textos_Louvores/A COMEÇAR EM MIM.docx
+++ b/docs/lista_louvores/Textos_Louvores/A COMEÇAR EM MIM.docx
@@ -4,63 +4,16 @@
   <w:body>
     <w:p>
       <w:pPr>
-        <w:pStyle w:val="PargrafodaLista"/>
-        <w:numPr>
-          <w:ilvl w:val="0"/>
-          <w:numId w:val="2"/>
-        </w:numPr>
-        <w:autoSpaceDE w:val="0"/>
-        <w:autoSpaceDN w:val="0"/>
-        <w:adjustRightInd w:val="0"/>
-        <w:spacing w:before="80" w:after="80" w:line="240" w:lineRule="auto"/>
-        <w:ind w:firstLine="0"/>
-        <w:jc w:val="both"/>
-        <w:rPr>
-          <w:rFonts w:ascii="Times New Roman" w:hAnsi="Times New Roman" w:cs="Times New Roman"/>
-          <w:bCs/>
-          <w:color w:val="000000"/>
-          <w:sz w:val="28"/>
-          <w:szCs w:val="28"/>
-        </w:rPr>
-      </w:pPr>
-      <w:r>
-        <w:rPr>
-          <w:rFonts w:ascii="Times New Roman" w:hAnsi="Times New Roman" w:cs="Times New Roman"/>
-          <w:bCs/>
-          <w:color w:val="000000"/>
-          <w:sz w:val="28"/>
-          <w:szCs w:val="28"/>
-        </w:rPr>
+        <w:pStyle w:val="Ttulo1"/>
+      </w:pPr>
+      <w:r>
         <w:t>A começar em mim</w:t>
       </w:r>
     </w:p>
     <w:p>
       <w:pPr>
-        <w:pStyle w:val="PargrafodaLista"/>
-        <w:rPr>
-          <w:rFonts w:ascii="Times New Roman" w:hAnsi="Times New Roman" w:cs="Times New Roman"/>
-          <w:bCs/>
-          <w:color w:val="000000"/>
-          <w:sz w:val="28"/>
-          <w:szCs w:val="28"/>
-        </w:rPr>
-      </w:pPr>
-    </w:p>
-    <w:p>
-      <w:pPr>
-        <w:pStyle w:val="PargrafodaLista"/>
-        <w:numPr>
-          <w:ilvl w:val="0"/>
-          <w:numId w:val="1"/>
-        </w:numPr>
-        <w:autoSpaceDE w:val="0"/>
-        <w:autoSpaceDN w:val="0"/>
-        <w:adjustRightInd w:val="0"/>
-        <w:spacing w:before="80" w:line="240" w:lineRule="auto"/>
-        <w:ind w:left="922"/>
-        <w:contextualSpacing w:val="0"/>
-        <w:rPr>
-          <w:rFonts w:ascii="Times New Roman" w:hAnsi="Times New Roman" w:cs="Times New Roman"/>
+        <w:rPr>
+          <w:rFonts w:ascii="Times New Roman" w:hAnsi="Times New Roman"/>
           <w:b/>
           <w:bCs/>
           <w:i/>
@@ -69,7 +22,7 @@
       </w:pPr>
       <w:r>
         <w:rPr>
-          <w:rFonts w:ascii="Times New Roman" w:hAnsi="Times New Roman" w:cs="Times New Roman"/>
+          <w:rFonts w:ascii="Times New Roman" w:hAnsi="Times New Roman"/>
           <w:b/>
           <w:bCs/>
           <w:i/>
@@ -79,7 +32,7 @@
       </w:r>
       <w:r>
         <w:rPr>
-          <w:rFonts w:ascii="Times New Roman" w:hAnsi="Times New Roman" w:cs="Times New Roman"/>
+          <w:rFonts w:ascii="Times New Roman" w:hAnsi="Times New Roman"/>
           <w:b/>
           <w:bCs/>
           <w:i/>
@@ -90,7 +43,7 @@
       <w:proofErr w:type="gramStart"/>
       <w:r>
         <w:rPr>
-          <w:rFonts w:ascii="Times New Roman" w:hAnsi="Times New Roman" w:cs="Times New Roman"/>
+          <w:rFonts w:ascii="Times New Roman" w:hAnsi="Times New Roman"/>
           <w:b/>
           <w:bCs/>
           <w:i/>
@@ -101,7 +54,7 @@
       <w:proofErr w:type="gramEnd"/>
       <w:r>
         <w:rPr>
-          <w:rFonts w:ascii="Times New Roman" w:hAnsi="Times New Roman" w:cs="Times New Roman"/>
+          <w:rFonts w:ascii="Times New Roman" w:hAnsi="Times New Roman"/>
           <w:b/>
           <w:bCs/>
           <w:i/>
@@ -111,202 +64,53 @@
       </w:r>
       <w:r>
         <w:rPr>
-          <w:rFonts w:ascii="Times New Roman" w:hAnsi="Times New Roman" w:cs="Times New Roman"/>
+          <w:rFonts w:ascii="Times New Roman" w:hAnsi="Times New Roman"/>
           <w:b/>
           <w:bCs/>
           <w:i/>
           <w:iCs/>
         </w:rPr>
         <w:br/>
-        <w:t>Como Tu és em nós! (2X)</w:t>
-      </w:r>
-    </w:p>
-    <w:p>
-      <w:pPr>
-        <w:pStyle w:val="PargrafodaLista"/>
-        <w:numPr>
-          <w:ilvl w:val="0"/>
-          <w:numId w:val="1"/>
-        </w:numPr>
-        <w:autoSpaceDE w:val="0"/>
-        <w:autoSpaceDN w:val="0"/>
-        <w:adjustRightInd w:val="0"/>
-        <w:spacing w:before="80" w:line="240" w:lineRule="auto"/>
-        <w:ind w:left="922"/>
-        <w:contextualSpacing w:val="0"/>
-        <w:rPr>
-          <w:rFonts w:ascii="Times New Roman" w:hAnsi="Times New Roman" w:cs="Times New Roman"/>
-        </w:rPr>
-      </w:pPr>
-      <w:r>
-        <w:rPr>
-          <w:rFonts w:ascii="Times New Roman" w:hAnsi="Times New Roman" w:cs="Times New Roman"/>
-        </w:rPr>
-        <w:t>Onde há frieza, que haja amor</w:t>
-      </w:r>
-      <w:r>
-        <w:rPr>
-          <w:rFonts w:ascii="Times New Roman" w:hAnsi="Times New Roman" w:cs="Times New Roman"/>
-        </w:rPr>
-        <w:br/>
-        <w:t>Onde há ódio, o perdão</w:t>
-      </w:r>
-    </w:p>
-    <w:p>
-      <w:pPr>
-        <w:pStyle w:val="PargrafodaLista"/>
-        <w:numPr>
-          <w:ilvl w:val="0"/>
-          <w:numId w:val="1"/>
-        </w:numPr>
-        <w:autoSpaceDE w:val="0"/>
-        <w:autoSpaceDN w:val="0"/>
-        <w:adjustRightInd w:val="0"/>
-        <w:spacing w:before="80" w:line="240" w:lineRule="auto"/>
-        <w:ind w:left="922"/>
-        <w:contextualSpacing w:val="0"/>
-        <w:rPr>
-          <w:rFonts w:ascii="Times New Roman" w:hAnsi="Times New Roman" w:cs="Times New Roman"/>
-        </w:rPr>
-      </w:pPr>
-      <w:r>
-        <w:rPr>
-          <w:rFonts w:ascii="Times New Roman" w:hAnsi="Times New Roman" w:cs="Times New Roman"/>
-        </w:rPr>
-        <w:t>Para que Teu corpo cresça assim</w:t>
-      </w:r>
-      <w:r>
-        <w:rPr>
-          <w:rFonts w:ascii="Times New Roman" w:hAnsi="Times New Roman" w:cs="Times New Roman"/>
-        </w:rPr>
-        <w:br/>
-        <w:t>Rumo à perfeição!</w:t>
-      </w:r>
-    </w:p>
-    <w:p>
-      <w:pPr>
-        <w:pStyle w:val="PargrafodaLista"/>
-        <w:numPr>
-          <w:ilvl w:val="0"/>
-          <w:numId w:val="1"/>
-        </w:numPr>
-        <w:autoSpaceDE w:val="0"/>
-        <w:autoSpaceDN w:val="0"/>
-        <w:adjustRightInd w:val="0"/>
-        <w:spacing w:before="80" w:line="240" w:lineRule="auto"/>
-        <w:ind w:left="922"/>
-        <w:contextualSpacing w:val="0"/>
-        <w:rPr>
-          <w:rFonts w:ascii="Times New Roman" w:hAnsi="Times New Roman" w:cs="Times New Roman"/>
+      </w:r>
+      <w:r>
+        <w:rPr>
+          <w:rFonts w:ascii="Times New Roman" w:hAnsi="Times New Roman"/>
           <w:b/>
           <w:bCs/>
           <w:i/>
           <w:iCs/>
         </w:rPr>
-      </w:pPr>
-      <w:r>
-        <w:rPr>
-          <w:rFonts w:ascii="Times New Roman" w:hAnsi="Times New Roman" w:cs="Times New Roman"/>
+        <w:t xml:space="preserve">Como Tu és em nós! </w:t>
+      </w:r>
+      <w:r>
+        <w:rPr>
+          <w:rFonts w:ascii="Times New Roman" w:hAnsi="Times New Roman"/>
           <w:b/>
           <w:bCs/>
           <w:i/>
           <w:iCs/>
         </w:rPr>
-        <w:t>[REFRÃO]</w:t>
-      </w:r>
-    </w:p>
-    <w:p>
-      <w:pPr>
-        <w:pStyle w:val="PargrafodaLista"/>
-        <w:numPr>
-          <w:ilvl w:val="0"/>
-          <w:numId w:val="1"/>
-        </w:numPr>
-        <w:autoSpaceDE w:val="0"/>
-        <w:autoSpaceDN w:val="0"/>
-        <w:adjustRightInd w:val="0"/>
-        <w:spacing w:before="80" w:line="240" w:lineRule="auto"/>
-        <w:ind w:left="922"/>
-        <w:contextualSpacing w:val="0"/>
-        <w:rPr>
-          <w:rFonts w:ascii="Times New Roman" w:hAnsi="Times New Roman" w:cs="Times New Roman"/>
-        </w:rPr>
-      </w:pPr>
-      <w:r>
-        <w:rPr>
-          <w:rFonts w:ascii="Times New Roman" w:hAnsi="Times New Roman" w:cs="Times New Roman"/>
-        </w:rPr>
-        <w:t>Onde há frieza, que haja amor</w:t>
-      </w:r>
-      <w:r>
-        <w:rPr>
-          <w:rFonts w:ascii="Times New Roman" w:hAnsi="Times New Roman" w:cs="Times New Roman"/>
-        </w:rPr>
-        <w:br/>
-        <w:t>Onde há ódio, o perdão</w:t>
-      </w:r>
-    </w:p>
-    <w:p>
-      <w:pPr>
-        <w:pStyle w:val="PargrafodaLista"/>
-        <w:numPr>
-          <w:ilvl w:val="0"/>
-          <w:numId w:val="1"/>
-        </w:numPr>
-        <w:autoSpaceDE w:val="0"/>
-        <w:autoSpaceDN w:val="0"/>
-        <w:adjustRightInd w:val="0"/>
-        <w:spacing w:before="80" w:line="240" w:lineRule="auto"/>
-        <w:ind w:left="922"/>
-        <w:contextualSpacing w:val="0"/>
-        <w:rPr>
-          <w:rFonts w:ascii="Times New Roman" w:hAnsi="Times New Roman" w:cs="Times New Roman"/>
-        </w:rPr>
-      </w:pPr>
-      <w:r>
-        <w:rPr>
-          <w:rFonts w:ascii="Times New Roman" w:hAnsi="Times New Roman" w:cs="Times New Roman"/>
-        </w:rPr>
-        <w:t>Para que Teu corpo cresça assim</w:t>
-      </w:r>
-      <w:r>
-        <w:rPr>
-          <w:rFonts w:ascii="Times New Roman" w:hAnsi="Times New Roman" w:cs="Times New Roman"/>
-        </w:rPr>
-        <w:br/>
-        <w:t>Rumo à perfeição!</w:t>
-      </w:r>
-    </w:p>
-    <w:p>
-      <w:pPr>
-        <w:pStyle w:val="PargrafodaLista"/>
-        <w:numPr>
-          <w:ilvl w:val="0"/>
-          <w:numId w:val="1"/>
-        </w:numPr>
-        <w:autoSpaceDE w:val="0"/>
-        <w:autoSpaceDN w:val="0"/>
-        <w:adjustRightInd w:val="0"/>
-        <w:spacing w:before="80" w:line="240" w:lineRule="auto"/>
-        <w:ind w:left="922"/>
-        <w:contextualSpacing w:val="0"/>
-        <w:rPr>
-          <w:rFonts w:ascii="Times New Roman" w:hAnsi="Times New Roman" w:cs="Times New Roman"/>
+        <w:t>[</w:t>
+      </w:r>
+      <w:r>
+        <w:rPr>
+          <w:rFonts w:ascii="Times New Roman" w:hAnsi="Times New Roman"/>
           <w:b/>
           <w:bCs/>
           <w:i/>
           <w:iCs/>
         </w:rPr>
-      </w:pPr>
-      <w:r>
-        <w:rPr>
-          <w:rFonts w:ascii="Times New Roman" w:hAnsi="Times New Roman" w:cs="Times New Roman"/>
+        <w:t>2X</w:t>
+      </w:r>
+      <w:r>
+        <w:rPr>
+          <w:rFonts w:ascii="Times New Roman" w:hAnsi="Times New Roman"/>
           <w:b/>
           <w:bCs/>
           <w:i/>
           <w:iCs/>
         </w:rPr>
-        <w:t>[REFRÃO]</w:t>
+        <w:t>]</w:t>
       </w:r>
     </w:p>
     <w:p>
@@ -315,6 +119,141 @@
           <w:rFonts w:ascii="Times New Roman" w:hAnsi="Times New Roman"/>
         </w:rPr>
       </w:pPr>
+      <w:r>
+        <w:rPr>
+          <w:rFonts w:ascii="Times New Roman" w:hAnsi="Times New Roman"/>
+        </w:rPr>
+        <w:t>Onde há frieza, que haja amor</w:t>
+      </w:r>
+      <w:r>
+        <w:rPr>
+          <w:rFonts w:ascii="Times New Roman" w:hAnsi="Times New Roman"/>
+        </w:rPr>
+        <w:br/>
+      </w:r>
+      <w:r>
+        <w:rPr>
+          <w:rFonts w:ascii="Times New Roman" w:hAnsi="Times New Roman"/>
+        </w:rPr>
+        <w:t>Onde há ódio, o perdão</w:t>
+      </w:r>
+    </w:p>
+    <w:p>
+      <w:pPr>
+        <w:rPr>
+          <w:rFonts w:ascii="Times New Roman" w:hAnsi="Times New Roman"/>
+        </w:rPr>
+      </w:pPr>
+      <w:r>
+        <w:rPr>
+          <w:rFonts w:ascii="Times New Roman" w:hAnsi="Times New Roman"/>
+        </w:rPr>
+        <w:t>Para que Teu corpo cresça assim</w:t>
+      </w:r>
+      <w:r>
+        <w:rPr>
+          <w:rFonts w:ascii="Times New Roman" w:hAnsi="Times New Roman"/>
+        </w:rPr>
+        <w:br/>
+      </w:r>
+      <w:r>
+        <w:rPr>
+          <w:rFonts w:ascii="Times New Roman" w:hAnsi="Times New Roman"/>
+        </w:rPr>
+        <w:t>Rumo à perfeição!</w:t>
+      </w:r>
+    </w:p>
+    <w:p>
+      <w:pPr>
+        <w:rPr>
+          <w:rFonts w:ascii="Times New Roman" w:hAnsi="Times New Roman"/>
+          <w:b/>
+          <w:bCs/>
+          <w:i/>
+          <w:iCs/>
+        </w:rPr>
+      </w:pPr>
+      <w:r>
+        <w:rPr>
+          <w:rFonts w:ascii="Times New Roman" w:hAnsi="Times New Roman"/>
+          <w:b/>
+          <w:bCs/>
+          <w:i/>
+          <w:iCs/>
+        </w:rPr>
+        <w:t>[REFRÃO]</w:t>
+      </w:r>
+    </w:p>
+    <w:p>
+      <w:pPr>
+        <w:rPr>
+          <w:rFonts w:ascii="Times New Roman" w:hAnsi="Times New Roman"/>
+        </w:rPr>
+      </w:pPr>
+      <w:r>
+        <w:rPr>
+          <w:rFonts w:ascii="Times New Roman" w:hAnsi="Times New Roman"/>
+        </w:rPr>
+        <w:t>Onde há frieza, que haja amor</w:t>
+      </w:r>
+      <w:r>
+        <w:rPr>
+          <w:rFonts w:ascii="Times New Roman" w:hAnsi="Times New Roman"/>
+        </w:rPr>
+        <w:br/>
+      </w:r>
+      <w:r>
+        <w:rPr>
+          <w:rFonts w:ascii="Times New Roman" w:hAnsi="Times New Roman"/>
+        </w:rPr>
+        <w:t>Onde há ódio, o perdão</w:t>
+      </w:r>
+    </w:p>
+    <w:p>
+      <w:pPr>
+        <w:rPr>
+          <w:rFonts w:ascii="Times New Roman" w:hAnsi="Times New Roman"/>
+        </w:rPr>
+      </w:pPr>
+      <w:r>
+        <w:rPr>
+          <w:rFonts w:ascii="Times New Roman" w:hAnsi="Times New Roman"/>
+        </w:rPr>
+        <w:t>Para que Teu corpo cresça assim</w:t>
+      </w:r>
+      <w:r>
+        <w:rPr>
+          <w:rFonts w:ascii="Times New Roman" w:hAnsi="Times New Roman"/>
+        </w:rPr>
+        <w:br/>
+      </w:r>
+      <w:r>
+        <w:rPr>
+          <w:rFonts w:ascii="Times New Roman" w:hAnsi="Times New Roman"/>
+        </w:rPr>
+        <w:t>Rumo à perfeição!</w:t>
+      </w:r>
+    </w:p>
+    <w:p>
+      <w:pPr>
+        <w:rPr>
+          <w:rFonts w:ascii="Times New Roman" w:hAnsi="Times New Roman"/>
+          <w:b/>
+          <w:bCs/>
+          <w:i/>
+          <w:iCs/>
+        </w:rPr>
+      </w:pPr>
+      <w:r>
+        <w:rPr>
+          <w:rFonts w:ascii="Times New Roman" w:hAnsi="Times New Roman"/>
+          <w:b/>
+          <w:bCs/>
+          <w:i/>
+          <w:iCs/>
+        </w:rPr>
+        <w:t>[REFRÃO]</w:t>
+      </w:r>
     </w:p>
     <w:sectPr>
       <w:pgSz w:w="11906" w:h="16838"/>
